--- a/resources/templates/modelo_proposta_assessoria_laudos.docx
+++ b/resources/templates/modelo_proposta_assessoria_laudos.docx
@@ -1778,7 +1778,7 @@
           <w:sz w:val="24"/>
           <w:szCs w:val="24"/>
         </w:rPr>
-        <w:t xml:space="preserve">10p.2 Será verificado o distanciamento da verga ao peitoril das janelas/varandas, avaliando de acordo com necessidades apontadas na última revisão da Instrução Técnica do Corpo de Bombeiros o poder de retardar um incêndio de acordo com suas propriedades construtivas. </w:t>
+        <w:t xml:space="preserve">10.2 Será verificado o distanciamento da verga ao peitoril das janelas/varandas, avaliando de acordo com necessidades apontadas na última revisão da Instrução Técnica do Corpo de Bombeiros o poder de retardar um incêndio de acordo com suas propriedades construtivas. </w:t>
       </w:r>
     </w:p>
     <w:p>
@@ -3766,6 +3766,7 @@
   <w:style w:type="character" w:default="1" w:styleId="Fontepargpadro">
     <w:name w:val="Default Paragraph Font"/>
     <w:uiPriority w:val="1"/>
+    <w:semiHidden/>
     <w:unhideWhenUsed/>
   </w:style>
   <w:style w:type="table" w:default="1" w:styleId="Tabelanormal">
